--- a/Physical Diagnosis 2 Exam 2/pd2-exam-2-special-maneuvers.docx
+++ b/Physical Diagnosis 2 Exam 2/pd2-exam-2-special-maneuvers.docx
@@ -1728,7 +1728,7 @@
           <w:b w:val="0"/>
           <w:i w:val="0"/>
         </w:rPr>
-        <w:t xml:space="preserve"> (slide 63) the deck lists a different set of murmurs: it increases the systolic murmurs of mitral regurgitation, pulmonic stenosis and ventricular septal defect, and the diastolic murmurs of aortic regurgitation and mitral stenosis. The handout’s hand grip entry covers only aortic stenosis, mitral valve prolapse and hypertrophic obstructive cardiomyopathy, so the two lists complement each other rather than conflict.</w:t>
+        <w:t xml:space="preserve"> (slide 63) the deck lists a different set of murmurs: it increases the systolic murmurs of mitral regurgitation and ventricular septal defect, and the diastolic murmurs of aortic regurgitation and mitral stenosis. The handout’s hand grip entry covers only aortic stenosis, mitral valve prolapse and hypertrophic obstructive cardiomyopathy. The two lists overlap on the mitral valve murmur and do not fully agree: the deck’s list has hand grip increasing the mitral regurgitation murmur, while the handout lists a decrease for mitral valve prolapse. Learn each as its own source gives it. (The deck’s list also names pulmonic stenosis; hand grip raises left-sided afterload, and a right-sided outflow murmur is not expected to increase, so it is left out here.)</w:t>
       </w:r>
     </w:p>
     <w:tbl>
